--- a/v2.0/word/学情预警系统_AI功能总结与逐步验收手册.docx
+++ b/v2.0/word/学情预警系统_AI功能总结与逐步验收手册.docx
@@ -6835,7 +6835,7 @@
           <w:sz w:val="19"/>
           <w:szCs w:val="19"/>
         </w:rPr>
-        <w:t xml:space="preserve">账号与能看到的功能：学生 20250001 → 学习评价 / 学情预警（含课程答疑）；教师 1001 → 预警监控（班级报告、解释卡）、测验与作业（AI 出题）、交卷与批改（AI 批改建议）、课程内容（资料库）；辅导员 C001 → 首页看板、班级管理（行政班报告）；教务 admin001 → 全校首页看板与规则配置。密码都是 000000。</w:t>
+        <w:t xml:space="preserve">账号与能看到的功能：学生 20250001 → 学习评价 / 学情预警（含课程答疑）；教师 1001 → 预警监控（班级报告、解释卡）、课程 → 课程详情（页签：课程内容 / 测验与作业 / 交卷与批改）；辅导员 C001 → 首页看板、班级管理（行政班报告）；教务 admin001 → 全校首页看板与规则配置。密码都是 000000。</w:t>
       </w:r>
     </w:p>
     <w:p>
@@ -10755,7 +10755,7 @@
                 <w:sz w:val="19"/>
                 <w:szCs w:val="19"/>
               </w:rPr>
-              <w:t xml:space="preserve">教师 1001 →「测验与作业」→ 找「AI 出题演示卷 · Excel 函数与图表（草稿）」→「编辑题目」</w:t>
+              <w:t xml:space="preserve">教师 1001 → 顶部「课程」→ 选 CS-01-A 进课程详情 → 页签「测验与作业」→ 找「AI 出题演示卷 · Excel 函数与图表（草稿）」→「编辑题目」</w:t>
             </w:r>
           </w:p>
         </w:tc>
@@ -11418,7 +11418,7 @@
                 <w:sz w:val="19"/>
                 <w:szCs w:val="19"/>
               </w:rPr>
-              <w:t xml:space="preserve">教师 1001 →「测验与作业」→「AI 批改演示卷 · Excel 函数与图表」→「交卷与批改」</w:t>
+              <w:t xml:space="preserve">教师 1001 → 顶部「课程」→ 选 CS-01-A 进课程详情 → 页签「测验与作业」→「AI 批改演示卷 · Excel 函数与图表」那一行点「交卷与批改」</w:t>
             </w:r>
           </w:p>
         </w:tc>
